--- a/specs/Process0-4-v3.1.docx
+++ b/specs/Process0-4-v3.1.docx
@@ -72,7 +72,7 @@
           <w:sz w:val="28"/>
           <w:szCs w:val="28"/>
         </w:rPr>
-        <w:t>12/0</w:t>
+        <w:t>0</w:t>
       </w:r>
       <w:r>
         <w:rPr>
@@ -81,7 +81,7 @@
           <w:sz w:val="28"/>
           <w:szCs w:val="28"/>
         </w:rPr>
-        <w:t>2</w:t>
+        <w:t>3</w:t>
       </w:r>
       <w:r>
         <w:rPr>
@@ -90,29 +90,26 @@
           <w:sz w:val="28"/>
           <w:szCs w:val="28"/>
         </w:rPr>
-        <w:t>/2025</w:t>
-      </w:r>
-    </w:p>
-    <w:p>
-      <w:pPr>
+        <w:t>/</w:t>
+      </w:r>
+      <w:r>
         <w:rPr>
           <w:b/>
           <w:bCs/>
           <w:sz w:val="28"/>
           <w:szCs w:val="28"/>
         </w:rPr>
-      </w:pPr>
-    </w:p>
-    <w:p>
-      <w:pPr>
-        <w:spacing w:after="0"/>
+        <w:t>0</w:t>
+      </w:r>
+      <w:r>
         <w:rPr>
           <w:b/>
           <w:bCs/>
           <w:sz w:val="28"/>
           <w:szCs w:val="28"/>
         </w:rPr>
-      </w:pPr>
+        <w:t>3</w:t>
+      </w:r>
       <w:r>
         <w:rPr>
           <w:b/>
@@ -120,7 +117,7 @@
           <w:sz w:val="28"/>
           <w:szCs w:val="28"/>
         </w:rPr>
-        <w:t>Process 0</w:t>
+        <w:t>/202</w:t>
       </w:r>
       <w:r>
         <w:rPr>
@@ -129,17 +126,417 @@
           <w:sz w:val="28"/>
           <w:szCs w:val="28"/>
         </w:rPr>
+        <w:t>6</w:t>
+      </w:r>
+    </w:p>
+    <w:sdt>
+      <w:sdtPr>
+        <w:rPr>
+          <w:rFonts w:asciiTheme="minorHAnsi" w:eastAsiaTheme="minorEastAsia" w:hAnsiTheme="minorHAnsi" w:cstheme="minorBidi"/>
+          <w:noProof/>
+          <w:color w:val="auto"/>
+          <w:sz w:val="22"/>
+          <w:szCs w:val="22"/>
+          <w:lang w:eastAsia="zh-CN"/>
+        </w:rPr>
+        <w:id w:val="1699356381"/>
+        <w:docPartObj>
+          <w:docPartGallery w:val="Table of Contents"/>
+          <w:docPartUnique/>
+        </w:docPartObj>
+      </w:sdtPr>
+      <w:sdtEndPr>
+        <w:rPr>
+          <w:b/>
+          <w:bCs/>
+        </w:rPr>
+      </w:sdtEndPr>
+      <w:sdtContent>
+        <w:p>
+          <w:pPr>
+            <w:pStyle w:val="TOCHeading"/>
+          </w:pPr>
+          <w:r>
+            <w:t>Contents</w:t>
+          </w:r>
+        </w:p>
+        <w:p>
+          <w:pPr>
+            <w:pStyle w:val="TOC1"/>
+            <w:tabs>
+              <w:tab w:val="right" w:leader="dot" w:pos="9350"/>
+            </w:tabs>
+            <w:rPr>
+              <w:kern w:val="2"/>
+              <w:sz w:val="24"/>
+              <w:szCs w:val="24"/>
+              <w:lang w:eastAsia="en-US"/>
+              <w14:ligatures w14:val="standardContextual"/>
+            </w:rPr>
+          </w:pPr>
+          <w:r>
+            <w:fldChar w:fldCharType="begin"/>
+          </w:r>
+          <w:r>
+            <w:instrText xml:space="preserve"> TOC \o "1-3" \h \z \u </w:instrText>
+          </w:r>
+          <w:r>
+            <w:fldChar w:fldCharType="separate"/>
+          </w:r>
+          <w:hyperlink w:anchor="_Toc222755324" w:history="1">
+            <w:r>
+              <w:rPr>
+                <w:rStyle w:val="Hyperlink"/>
+                <w:rFonts w:cstheme="minorHAnsi"/>
+              </w:rPr>
+              <w:t>Process 0 – Punctuation</w:t>
+            </w:r>
+            <w:r>
+              <w:rPr>
+                <w:webHidden/>
+              </w:rPr>
+              <w:tab/>
+            </w:r>
+            <w:r>
+              <w:rPr>
+                <w:webHidden/>
+              </w:rPr>
+              <w:fldChar w:fldCharType="begin"/>
+            </w:r>
+            <w:r>
+              <w:rPr>
+                <w:webHidden/>
+              </w:rPr>
+              <w:instrText xml:space="preserve"> PAGEREF _Toc222755324 \h </w:instrText>
+            </w:r>
+            <w:r>
+              <w:rPr>
+                <w:webHidden/>
+              </w:rPr>
+            </w:r>
+            <w:r>
+              <w:rPr>
+                <w:webHidden/>
+              </w:rPr>
+              <w:fldChar w:fldCharType="separate"/>
+            </w:r>
+            <w:r>
+              <w:rPr>
+                <w:webHidden/>
+              </w:rPr>
+              <w:t>1</w:t>
+            </w:r>
+            <w:r>
+              <w:rPr>
+                <w:webHidden/>
+              </w:rPr>
+              <w:fldChar w:fldCharType="end"/>
+            </w:r>
+          </w:hyperlink>
+        </w:p>
+        <w:p>
+          <w:pPr>
+            <w:pStyle w:val="TOC1"/>
+            <w:tabs>
+              <w:tab w:val="right" w:leader="dot" w:pos="9350"/>
+            </w:tabs>
+            <w:rPr>
+              <w:kern w:val="2"/>
+              <w:sz w:val="24"/>
+              <w:szCs w:val="24"/>
+              <w:lang w:eastAsia="en-US"/>
+              <w14:ligatures w14:val="standardContextual"/>
+            </w:rPr>
+          </w:pPr>
+          <w:hyperlink w:anchor="_Toc222755325" w:history="1">
+            <w:r>
+              <w:rPr>
+                <w:rStyle w:val="Hyperlink"/>
+                <w:rFonts w:cstheme="minorHAnsi"/>
+              </w:rPr>
+              <w:t>Process 1 – Language and script encoding, and the creation of paired 880 fields</w:t>
+            </w:r>
+            <w:r>
+              <w:rPr>
+                <w:webHidden/>
+              </w:rPr>
+              <w:tab/>
+            </w:r>
+            <w:r>
+              <w:rPr>
+                <w:webHidden/>
+              </w:rPr>
+              <w:fldChar w:fldCharType="begin"/>
+            </w:r>
+            <w:r>
+              <w:rPr>
+                <w:webHidden/>
+              </w:rPr>
+              <w:instrText xml:space="preserve"> PAGEREF _Toc222755325 \h </w:instrText>
+            </w:r>
+            <w:r>
+              <w:rPr>
+                <w:webHidden/>
+              </w:rPr>
+            </w:r>
+            <w:r>
+              <w:rPr>
+                <w:webHidden/>
+              </w:rPr>
+              <w:fldChar w:fldCharType="separate"/>
+            </w:r>
+            <w:r>
+              <w:rPr>
+                <w:webHidden/>
+              </w:rPr>
+              <w:t>1</w:t>
+            </w:r>
+            <w:r>
+              <w:rPr>
+                <w:webHidden/>
+              </w:rPr>
+              <w:fldChar w:fldCharType="end"/>
+            </w:r>
+          </w:hyperlink>
+        </w:p>
+        <w:p>
+          <w:pPr>
+            <w:pStyle w:val="TOC1"/>
+            <w:tabs>
+              <w:tab w:val="right" w:leader="dot" w:pos="9350"/>
+            </w:tabs>
+            <w:rPr>
+              <w:kern w:val="2"/>
+              <w:sz w:val="24"/>
+              <w:szCs w:val="24"/>
+              <w:lang w:eastAsia="en-US"/>
+              <w14:ligatures w14:val="standardContextual"/>
+            </w:rPr>
+          </w:pPr>
+          <w:hyperlink w:anchor="_Toc222755326" w:history="1">
+            <w:r>
+              <w:rPr>
+                <w:rStyle w:val="Hyperlink"/>
+                <w:rFonts w:cstheme="minorHAnsi"/>
+              </w:rPr>
+              <w:t>Process 2 – URI placement</w:t>
+            </w:r>
+            <w:r>
+              <w:rPr>
+                <w:webHidden/>
+              </w:rPr>
+              <w:tab/>
+            </w:r>
+            <w:r>
+              <w:rPr>
+                <w:webHidden/>
+              </w:rPr>
+              <w:fldChar w:fldCharType="begin"/>
+            </w:r>
+            <w:r>
+              <w:rPr>
+                <w:webHidden/>
+              </w:rPr>
+              <w:instrText xml:space="preserve"> PAGEREF _Toc222755326 \h </w:instrText>
+            </w:r>
+            <w:r>
+              <w:rPr>
+                <w:webHidden/>
+              </w:rPr>
+            </w:r>
+            <w:r>
+              <w:rPr>
+                <w:webHidden/>
+              </w:rPr>
+              <w:fldChar w:fldCharType="separate"/>
+            </w:r>
+            <w:r>
+              <w:rPr>
+                <w:webHidden/>
+              </w:rPr>
+              <w:t>3</w:t>
+            </w:r>
+            <w:r>
+              <w:rPr>
+                <w:webHidden/>
+              </w:rPr>
+              <w:fldChar w:fldCharType="end"/>
+            </w:r>
+          </w:hyperlink>
+        </w:p>
+        <w:p>
+          <w:pPr>
+            <w:pStyle w:val="TOC1"/>
+            <w:tabs>
+              <w:tab w:val="right" w:leader="dot" w:pos="9350"/>
+            </w:tabs>
+            <w:rPr>
+              <w:kern w:val="2"/>
+              <w:sz w:val="24"/>
+              <w:szCs w:val="24"/>
+              <w:lang w:eastAsia="en-US"/>
+              <w14:ligatures w14:val="standardContextual"/>
+            </w:rPr>
+          </w:pPr>
+          <w:hyperlink w:anchor="_Toc222755327" w:history="1">
+            <w:r>
+              <w:rPr>
+                <w:rStyle w:val="Hyperlink"/>
+                <w:rFonts w:cstheme="minorHAnsi"/>
+              </w:rPr>
+              <w:t>Process 3 – bf:notetype URI to MARC field translator</w:t>
+            </w:r>
+            <w:r>
+              <w:rPr>
+                <w:webHidden/>
+              </w:rPr>
+              <w:tab/>
+            </w:r>
+            <w:r>
+              <w:rPr>
+                <w:webHidden/>
+              </w:rPr>
+              <w:fldChar w:fldCharType="begin"/>
+            </w:r>
+            <w:r>
+              <w:rPr>
+                <w:webHidden/>
+              </w:rPr>
+              <w:instrText xml:space="preserve"> PAGEREF _Toc222755327 \h </w:instrText>
+            </w:r>
+            <w:r>
+              <w:rPr>
+                <w:webHidden/>
+              </w:rPr>
+            </w:r>
+            <w:r>
+              <w:rPr>
+                <w:webHidden/>
+              </w:rPr>
+              <w:fldChar w:fldCharType="separate"/>
+            </w:r>
+            <w:r>
+              <w:rPr>
+                <w:webHidden/>
+              </w:rPr>
+              <w:t>4</w:t>
+            </w:r>
+            <w:r>
+              <w:rPr>
+                <w:webHidden/>
+              </w:rPr>
+              <w:fldChar w:fldCharType="end"/>
+            </w:r>
+          </w:hyperlink>
+        </w:p>
+        <w:p>
+          <w:pPr>
+            <w:pStyle w:val="TOC1"/>
+            <w:tabs>
+              <w:tab w:val="right" w:leader="dot" w:pos="9350"/>
+            </w:tabs>
+            <w:rPr>
+              <w:kern w:val="2"/>
+              <w:sz w:val="24"/>
+              <w:szCs w:val="24"/>
+              <w:lang w:eastAsia="en-US"/>
+              <w14:ligatures w14:val="standardContextual"/>
+            </w:rPr>
+          </w:pPr>
+          <w:hyperlink w:anchor="_Toc222755328" w:history="1">
+            <w:r>
+              <w:rPr>
+                <w:rStyle w:val="Hyperlink"/>
+                <w:rFonts w:cstheme="minorHAnsi"/>
+              </w:rPr>
+              <w:t>Process 4 – Reconstructing a single MARC record from a Work with multiple Instances</w:t>
+            </w:r>
+            <w:r>
+              <w:rPr>
+                <w:webHidden/>
+              </w:rPr>
+              <w:tab/>
+            </w:r>
+            <w:r>
+              <w:rPr>
+                <w:webHidden/>
+              </w:rPr>
+              <w:fldChar w:fldCharType="begin"/>
+            </w:r>
+            <w:r>
+              <w:rPr>
+                <w:webHidden/>
+              </w:rPr>
+              <w:instrText xml:space="preserve"> PAGEREF _Toc222755328 \h </w:instrText>
+            </w:r>
+            <w:r>
+              <w:rPr>
+                <w:webHidden/>
+              </w:rPr>
+            </w:r>
+            <w:r>
+              <w:rPr>
+                <w:webHidden/>
+              </w:rPr>
+              <w:fldChar w:fldCharType="separate"/>
+            </w:r>
+            <w:r>
+              <w:rPr>
+                <w:webHidden/>
+              </w:rPr>
+              <w:t>5</w:t>
+            </w:r>
+            <w:r>
+              <w:rPr>
+                <w:webHidden/>
+              </w:rPr>
+              <w:fldChar w:fldCharType="end"/>
+            </w:r>
+          </w:hyperlink>
+        </w:p>
+        <w:p>
+          <w:r>
+            <w:rPr>
+              <w:b/>
+              <w:bCs/>
+            </w:rPr>
+            <w:fldChar w:fldCharType="end"/>
+          </w:r>
+        </w:p>
+      </w:sdtContent>
+    </w:sdt>
+    <w:p>
+      <w:pPr>
+        <w:pStyle w:val="Heading1"/>
+        <w:rPr>
+          <w:rFonts w:asciiTheme="minorHAnsi" w:hAnsiTheme="minorHAnsi" w:cstheme="minorHAnsi"/>
+        </w:rPr>
+      </w:pPr>
+      <w:bookmarkStart w:id="0" w:name="_Toc222755324"/>
+      <w:r>
+        <w:rPr>
+          <w:rFonts w:asciiTheme="minorHAnsi" w:hAnsiTheme="minorHAnsi" w:cstheme="minorHAnsi"/>
+        </w:rPr>
+        <w:t>Process 0</w:t>
+      </w:r>
+      <w:r>
+        <w:rPr>
+          <w:rFonts w:asciiTheme="minorHAnsi" w:hAnsiTheme="minorHAnsi" w:cstheme="minorHAnsi"/>
+        </w:rPr>
         <w:t xml:space="preserve"> – </w:t>
       </w:r>
       <w:r>
         <w:rPr>
-          <w:b/>
-          <w:bCs/>
-          <w:sz w:val="28"/>
-          <w:szCs w:val="28"/>
+          <w:rFonts w:asciiTheme="minorHAnsi" w:hAnsiTheme="minorHAnsi" w:cstheme="minorHAnsi"/>
         </w:rPr>
         <w:t>Punctuation</w:t>
       </w:r>
+      <w:bookmarkEnd w:id="0"/>
+    </w:p>
+    <w:p>
+      <w:pPr>
+        <w:spacing w:after="0"/>
+      </w:pPr>
     </w:p>
     <w:p>
       <w:pPr>
@@ -154,7 +551,7 @@
       <w:r>
         <w:t xml:space="preserve"> </w:t>
       </w:r>
-      <w:hyperlink r:id="rId5" w:history="1">
+      <w:hyperlink r:id="rId6" w:history="1">
         <w:r>
           <w:rPr>
             <w:rStyle w:val="Hyperlink"/>
@@ -353,37 +750,313 @@
     </w:p>
     <w:p>
       <w:pPr>
-        <w:spacing w:after="0"/>
-        <w:rPr>
-          <w:b/>
-          <w:bCs/>
-          <w:sz w:val="28"/>
-          <w:szCs w:val="28"/>
-        </w:rPr>
-      </w:pPr>
-      <w:r>
-        <w:rPr>
-          <w:b/>
-          <w:bCs/>
-          <w:sz w:val="28"/>
-          <w:szCs w:val="28"/>
+        <w:pStyle w:val="Heading1"/>
+        <w:rPr>
+          <w:rFonts w:asciiTheme="minorHAnsi" w:hAnsiTheme="minorHAnsi" w:cstheme="minorHAnsi"/>
+        </w:rPr>
+      </w:pPr>
+      <w:bookmarkStart w:id="1" w:name="_Toc222755325"/>
+      <w:r>
+        <w:rPr>
+          <w:rFonts w:asciiTheme="minorHAnsi" w:hAnsiTheme="minorHAnsi" w:cstheme="minorHAnsi"/>
         </w:rPr>
         <w:t xml:space="preserve">Process </w:t>
       </w:r>
       <w:r>
         <w:rPr>
-          <w:b/>
-          <w:bCs/>
-          <w:sz w:val="28"/>
-          <w:szCs w:val="28"/>
-        </w:rPr>
-        <w:t>1 – Creation of paired 880 fields</w:t>
-      </w:r>
-    </w:p>
-    <w:p>
-      <w:pPr>
-        <w:spacing w:after="0"/>
-      </w:pPr>
+          <w:rFonts w:asciiTheme="minorHAnsi" w:hAnsiTheme="minorHAnsi" w:cstheme="minorHAnsi"/>
+        </w:rPr>
+        <w:t xml:space="preserve">1 – </w:t>
+      </w:r>
+      <w:r>
+        <w:rPr>
+          <w:rFonts w:asciiTheme="minorHAnsi" w:hAnsiTheme="minorHAnsi" w:cstheme="minorHAnsi"/>
+        </w:rPr>
+        <w:t>Language and script encoding, and the c</w:t>
+      </w:r>
+      <w:r>
+        <w:rPr>
+          <w:rFonts w:asciiTheme="minorHAnsi" w:hAnsiTheme="minorHAnsi" w:cstheme="minorHAnsi"/>
+        </w:rPr>
+        <w:t>reation of paired 880 fields</w:t>
+      </w:r>
+      <w:bookmarkEnd w:id="1"/>
+    </w:p>
+    <w:p>
+      <w:pPr>
+        <w:spacing w:after="0"/>
+      </w:pPr>
+    </w:p>
+    <w:p>
+      <w:pPr>
+        <w:spacing w:after="0"/>
+      </w:pPr>
+      <w:r>
+        <w:t>BIBFRAME resources that contain at least one rdfs:label with xml:lang encoding should create an 880 field. Additional information appears in the Work and Instance specifications.</w:t>
+      </w:r>
+    </w:p>
+    <w:p>
+      <w:pPr>
+        <w:spacing w:after="0"/>
+      </w:pPr>
+    </w:p>
+    <w:p>
+      <w:r>
+        <w:t xml:space="preserve">When possible, </w:t>
+      </w:r>
+      <w:r>
+        <w:t xml:space="preserve">BCP47 codes </w:t>
+      </w:r>
+      <w:r>
+        <w:t xml:space="preserve">will be included </w:t>
+      </w:r>
+      <w:r>
+        <w:t xml:space="preserve">in MARC records.  BCP47 codes may have been added during conversion from MARC; they may be added automatically from ScriptShifter, which is a transliteration tool LC catalogers use; and they may be added by catalogers.  </w:t>
+      </w:r>
+    </w:p>
+    <w:p>
+      <w:r>
+        <w:t xml:space="preserve">BCP47 codes in MARC </w:t>
+      </w:r>
+      <w:r>
+        <w:t>will primarily</w:t>
+      </w:r>
+      <w:r>
+        <w:t xml:space="preserve"> appear in</w:t>
+      </w:r>
+      <w:r>
+        <w:t xml:space="preserve"> </w:t>
+      </w:r>
+      <w:r>
+        <w:t>$7</w:t>
+      </w:r>
+      <w:r>
+        <w:t xml:space="preserve">, </w:t>
+      </w:r>
+      <w:r>
+        <w:t xml:space="preserve">but also </w:t>
+      </w:r>
+      <w:r>
+        <w:t xml:space="preserve">in </w:t>
+      </w:r>
+      <w:r>
+        <w:t>$e, $l, $y</w:t>
+      </w:r>
+      <w:r>
+        <w:t>, depending on the MARC field.</w:t>
+      </w:r>
+    </w:p>
+    <w:p>
+      <w:r>
+        <w:lastRenderedPageBreak/>
+        <w:t xml:space="preserve">The </w:t>
+      </w:r>
+      <w:r>
+        <w:t>data provenance</w:t>
+      </w:r>
+      <w:r>
+        <w:t xml:space="preserve"> subfield </w:t>
+      </w:r>
+      <w:r>
+        <w:t xml:space="preserve">($7, $e, $l, $y) </w:t>
+      </w:r>
+      <w:r>
+        <w:t xml:space="preserve">can be used to record a BCP47 code for the entire field or a specific subfield.  </w:t>
+      </w:r>
+      <w:r>
+        <w:t>A</w:t>
+      </w:r>
+      <w:r>
+        <w:t xml:space="preserve"> field-level $7 for a name would relate to the name and its parts; i</w:t>
+      </w:r>
+      <w:r>
+        <w:t xml:space="preserve">f </w:t>
+      </w:r>
+      <w:r>
+        <w:t>the $7 was in a field that contained a name and a title, it would relate to the name and title, even if parts were not in the same script</w:t>
+      </w:r>
+      <w:r>
+        <w:t>.</w:t>
+      </w:r>
+    </w:p>
+    <w:p>
+      <w:pPr>
+        <w:rPr>
+          <w:i/>
+          <w:iCs/>
+        </w:rPr>
+      </w:pPr>
+      <w:r>
+        <w:rPr>
+          <w:i/>
+          <w:iCs/>
+        </w:rPr>
+        <w:t>Example</w:t>
+      </w:r>
+      <w:r>
+        <w:rPr>
+          <w:i/>
+          <w:iCs/>
+        </w:rPr>
+        <w:t>s</w:t>
+      </w:r>
+      <w:r>
+        <w:rPr>
+          <w:i/>
+          <w:iCs/>
+        </w:rPr>
+        <w:t>:</w:t>
+      </w:r>
+    </w:p>
+    <w:p>
+      <w:r>
+        <w:rPr>
+          <w:b/>
+          <w:bCs/>
+        </w:rPr>
+        <w:t>700 1  $a</w:t>
+      </w:r>
+      <w:r>
+        <w:rPr>
+          <w:rFonts w:ascii="Batang" w:eastAsia="Batang" w:hAnsi="Batang" w:cs="Batang" w:hint="eastAsia"/>
+        </w:rPr>
+        <w:t>김</w:t>
+      </w:r>
+      <w:r>
+        <w:t xml:space="preserve"> </w:t>
+      </w:r>
+      <w:r>
+        <w:rPr>
+          <w:rFonts w:ascii="Batang" w:eastAsia="Batang" w:hAnsi="Batang" w:cs="Batang" w:hint="eastAsia"/>
+        </w:rPr>
+        <w:t>태형</w:t>
+      </w:r>
+      <w:r>
+        <w:t xml:space="preserve"> </w:t>
+      </w:r>
+      <w:r>
+        <w:rPr>
+          <w:b/>
+          <w:bCs/>
+        </w:rPr>
+        <w:t>$c</w:t>
+      </w:r>
+      <w:r>
+        <w:t>(Architect)</w:t>
+      </w:r>
+      <w:r>
+        <w:t xml:space="preserve"> </w:t>
+      </w:r>
+      <w:r>
+        <w:rPr>
+          <w:b/>
+          <w:bCs/>
+        </w:rPr>
+        <w:t>$e</w:t>
+      </w:r>
+      <w:r>
+        <w:t>editor</w:t>
+      </w:r>
+      <w:r>
+        <w:t xml:space="preserve"> </w:t>
+      </w:r>
+      <w:r>
+        <w:rPr>
+          <w:b/>
+          <w:bCs/>
+        </w:rPr>
+        <w:t>$7</w:t>
+      </w:r>
+      <w:r>
+        <w:t xml:space="preserve"> (bcp47)ko</w:t>
+      </w:r>
+    </w:p>
+    <w:p>
+      <w:pPr>
+        <w:ind w:firstLine="720"/>
+      </w:pPr>
+      <w:r>
+        <w:t>“ko” is accurate for the name, but “Architect” and “editor” are not in the Korean language and script.</w:t>
+      </w:r>
+    </w:p>
+    <w:p>
+      <w:r>
+        <w:rPr>
+          <w:b/>
+          <w:bCs/>
+        </w:rPr>
+        <w:t>700 1  $a</w:t>
+      </w:r>
+      <w:r>
+        <w:rPr>
+          <w:rFonts w:ascii="Batang" w:eastAsia="Batang" w:hAnsi="Batang" w:cs="Batang" w:hint="eastAsia"/>
+        </w:rPr>
+        <w:t>김</w:t>
+      </w:r>
+      <w:r>
+        <w:t xml:space="preserve"> </w:t>
+      </w:r>
+      <w:r>
+        <w:rPr>
+          <w:rFonts w:ascii="Batang" w:eastAsia="Batang" w:hAnsi="Batang" w:cs="Batang" w:hint="eastAsia"/>
+        </w:rPr>
+        <w:t>태형</w:t>
+      </w:r>
+      <w:r>
+        <w:t xml:space="preserve"> </w:t>
+      </w:r>
+      <w:r>
+        <w:rPr>
+          <w:b/>
+          <w:bCs/>
+        </w:rPr>
+        <w:t>$c</w:t>
+      </w:r>
+      <w:r>
+        <w:t>(Architect)</w:t>
+      </w:r>
+      <w:r>
+        <w:t xml:space="preserve"> </w:t>
+      </w:r>
+      <w:r>
+        <w:rPr>
+          <w:b/>
+          <w:bCs/>
+        </w:rPr>
+        <w:t>$e</w:t>
+      </w:r>
+      <w:r>
+        <w:t>editor</w:t>
+      </w:r>
+      <w:r>
+        <w:t xml:space="preserve"> </w:t>
+      </w:r>
+      <w:r>
+        <w:rPr>
+          <w:b/>
+          <w:bCs/>
+        </w:rPr>
+        <w:t>$7</w:t>
+      </w:r>
+      <w:r>
+        <w:t xml:space="preserve"> (bcp47/dpsfa)ko</w:t>
+      </w:r>
+    </w:p>
+    <w:p>
+      <w:pPr>
+        <w:ind w:firstLine="720"/>
+      </w:pPr>
+      <w:r>
+        <w:t>The $7 information pertains specifically to the $a subfield.</w:t>
+      </w:r>
+    </w:p>
+    <w:p>
+      <w:r>
+        <w:t>When possible, the conversion w</w:t>
+      </w:r>
+      <w:r>
+        <w:t>ill endeavor to implement the more specific $7 construct – the one that employs a subfield code after “bcp47” – but will default to the whole field method should there be situations where doing so would pose conversion difficulties or increase the likelihood of error.</w:t>
+      </w:r>
     </w:p>
     <w:p>
       <w:pPr>
@@ -416,117 +1089,189 @@
     <w:p>
       <w:pPr>
         <w:spacing w:after="0"/>
-      </w:pPr>
-      <w:r>
-        <w:t xml:space="preserve">The MARC script code should also be placed in the </w:t>
-      </w:r>
-      <w:r>
-        <w:t>066 $</w:t>
-      </w:r>
-      <w:r>
-        <w:t>c</w:t>
-      </w:r>
-      <w:r>
+        <w:rPr>
+          <w:b/>
+          <w:bCs/>
+        </w:rPr>
+      </w:pPr>
+      <w:r>
+        <w:rPr>
+          <w:b/>
+          <w:bCs/>
+        </w:rPr>
+        <w:t>xml:lang</w:t>
+      </w:r>
+      <w:r>
+        <w:rPr>
+          <w:b/>
+          <w:bCs/>
+        </w:rPr>
+        <w:t>-script</w:t>
+      </w:r>
+      <w:r>
+        <w:rPr>
+          <w:b/>
+          <w:bCs/>
+        </w:rPr>
+        <w:tab/>
+      </w:r>
+      <w:r>
+        <w:rPr>
+          <w:b/>
+          <w:bCs/>
+        </w:rPr>
+        <w:tab/>
+        <w:t xml:space="preserve">MARC </w:t>
+      </w:r>
+      <w:r>
+        <w:rPr>
+          <w:b/>
+          <w:bCs/>
+        </w:rPr>
+        <w:t>script code</w:t>
+      </w:r>
+      <w:r>
+        <w:rPr>
+          <w:b/>
+          <w:bCs/>
+        </w:rPr>
+        <w:t xml:space="preserve"> for $6</w:t>
+      </w:r>
+    </w:p>
+    <w:p>
+      <w:pPr>
+        <w:spacing w:after="0"/>
+      </w:pPr>
+      <w:r>
+        <w:t>*-arab</w:t>
+      </w:r>
+      <w:r>
+        <w:tab/>
+      </w:r>
+      <w:r>
+        <w:tab/>
+      </w:r>
+      <w:r>
+        <w:tab/>
+        <w:t>(3</w:t>
+      </w:r>
+    </w:p>
+    <w:p>
+      <w:pPr>
+        <w:spacing w:after="0"/>
+      </w:pPr>
+      <w:r>
+        <w:t>*-cyrl</w:t>
+      </w:r>
+      <w:r>
+        <w:tab/>
+      </w:r>
+      <w:r>
+        <w:tab/>
+      </w:r>
+      <w:r>
+        <w:tab/>
+        <w:t>(N</w:t>
+      </w:r>
+    </w:p>
+    <w:p>
+      <w:pPr>
+        <w:spacing w:after="0"/>
+      </w:pPr>
+      <w:r>
+        <w:t>*-grek</w:t>
+      </w:r>
+      <w:r>
+        <w:tab/>
+      </w:r>
+      <w:r>
+        <w:tab/>
+      </w:r>
+      <w:r>
+        <w:tab/>
+        <w:t>(S</w:t>
+      </w:r>
+    </w:p>
+    <w:p>
+      <w:pPr>
+        <w:spacing w:after="0"/>
+      </w:pPr>
+      <w:r>
+        <w:t>*-hang</w:t>
+      </w:r>
+      <w:r>
+        <w:tab/>
+      </w:r>
+      <w:r>
+        <w:tab/>
+      </w:r>
+      <w:r>
+        <w:tab/>
+        <w:t>$1</w:t>
+      </w:r>
+    </w:p>
+    <w:p>
+      <w:pPr>
+        <w:spacing w:after="0"/>
+      </w:pPr>
+      <w:r>
+        <w:t>*</w:t>
+      </w:r>
+      <w:r>
+        <w:t>-hani</w:t>
+      </w:r>
+      <w:r>
+        <w:tab/>
+      </w:r>
+      <w:r>
+        <w:tab/>
+      </w:r>
+      <w:r>
+        <w:tab/>
+      </w:r>
+      <w:r>
+        <w:t>$1</w:t>
+      </w:r>
+    </w:p>
+    <w:p>
+      <w:pPr>
+        <w:spacing w:after="0"/>
+      </w:pPr>
+      <w:r>
+        <w:t>*-hebr</w:t>
+      </w:r>
+      <w:r>
+        <w:tab/>
         <w:t xml:space="preserve"> </w:t>
       </w:r>
       <w:r>
-        <w:t>field of the converted MARC record.</w:t>
-      </w:r>
-    </w:p>
-    <w:p>
-      <w:pPr>
-        <w:spacing w:after="0"/>
-        <w:rPr>
-          <w:b/>
-          <w:bCs/>
-        </w:rPr>
-      </w:pPr>
-    </w:p>
-    <w:p>
-      <w:pPr>
-        <w:spacing w:after="0"/>
-        <w:rPr>
-          <w:b/>
-          <w:bCs/>
-        </w:rPr>
-      </w:pPr>
-      <w:r>
-        <w:rPr>
-          <w:b/>
-          <w:bCs/>
-        </w:rPr>
-        <w:t>xml:lang</w:t>
-      </w:r>
-      <w:r>
-        <w:rPr>
-          <w:b/>
-          <w:bCs/>
-        </w:rPr>
-        <w:t>-script</w:t>
-      </w:r>
-      <w:r>
-        <w:rPr>
-          <w:b/>
-          <w:bCs/>
-        </w:rPr>
-        <w:tab/>
-      </w:r>
-      <w:r>
-        <w:rPr>
-          <w:b/>
-          <w:bCs/>
-        </w:rPr>
-        <w:tab/>
-        <w:t xml:space="preserve">MARC </w:t>
-      </w:r>
-      <w:r>
-        <w:rPr>
-          <w:b/>
-          <w:bCs/>
-        </w:rPr>
-        <w:t>script code</w:t>
-      </w:r>
-      <w:r>
-        <w:rPr>
-          <w:b/>
-          <w:bCs/>
-        </w:rPr>
-        <w:t xml:space="preserve"> for $6</w:t>
-      </w:r>
-    </w:p>
-    <w:p>
-      <w:pPr>
-        <w:spacing w:after="0"/>
-      </w:pPr>
-      <w:r>
-        <w:t>*-grek</w:t>
-      </w:r>
-      <w:r>
-        <w:tab/>
-      </w:r>
-      <w:r>
-        <w:tab/>
-      </w:r>
-      <w:r>
-        <w:tab/>
-        <w:t>(S</w:t>
-      </w:r>
-    </w:p>
-    <w:p>
-      <w:pPr>
-        <w:spacing w:after="0"/>
-      </w:pPr>
-      <w:r>
-        <w:t>*-hang</w:t>
-      </w:r>
-      <w:r>
-        <w:tab/>
-      </w:r>
-      <w:r>
-        <w:tab/>
-      </w:r>
-      <w:r>
-        <w:tab/>
+        <w:tab/>
+      </w:r>
+      <w:r>
+        <w:tab/>
+        <w:t>(2</w:t>
+      </w:r>
+    </w:p>
+    <w:p>
+      <w:pPr>
+        <w:spacing w:after="0"/>
+      </w:pPr>
+      <w:r>
+        <w:t>*</w:t>
+      </w:r>
+      <w:r>
+        <w:t>-jpan</w:t>
+      </w:r>
+      <w:r>
+        <w:tab/>
+      </w:r>
+      <w:r>
+        <w:tab/>
+      </w:r>
+      <w:r>
+        <w:tab/>
+      </w:r>
+      <w:r>
         <w:t>$1</w:t>
       </w:r>
     </w:p>
@@ -535,71 +1280,6 @@
         <w:spacing w:after="0"/>
       </w:pPr>
       <w:r>
-        <w:t>*</w:t>
-      </w:r>
-      <w:r>
-        <w:t>-hani</w:t>
-      </w:r>
-      <w:r>
-        <w:tab/>
-      </w:r>
-      <w:r>
-        <w:tab/>
-      </w:r>
-      <w:r>
-        <w:tab/>
-      </w:r>
-      <w:r>
-        <w:t>$1</w:t>
-      </w:r>
-    </w:p>
-    <w:p>
-      <w:pPr>
-        <w:spacing w:after="0"/>
-      </w:pPr>
-      <w:r>
-        <w:t>*-hebr</w:t>
-      </w:r>
-      <w:r>
-        <w:tab/>
-        <w:t xml:space="preserve"> </w:t>
-      </w:r>
-      <w:r>
-        <w:tab/>
-      </w:r>
-      <w:r>
-        <w:tab/>
-        <w:t>(2</w:t>
-      </w:r>
-    </w:p>
-    <w:p>
-      <w:pPr>
-        <w:spacing w:after="0"/>
-      </w:pPr>
-      <w:r>
-        <w:t>*</w:t>
-      </w:r>
-      <w:r>
-        <w:t>-jpan</w:t>
-      </w:r>
-      <w:r>
-        <w:tab/>
-      </w:r>
-      <w:r>
-        <w:tab/>
-      </w:r>
-      <w:r>
-        <w:tab/>
-      </w:r>
-      <w:r>
-        <w:t>$1</w:t>
-      </w:r>
-    </w:p>
-    <w:p>
-      <w:pPr>
-        <w:spacing w:after="0"/>
-      </w:pPr>
-      <w:r>
         <w:t>*-latn</w:t>
       </w:r>
       <w:r>
@@ -623,191 +1303,51 @@
       </w:pPr>
     </w:p>
     <w:p>
-      <w:pPr>
-        <w:spacing w:after="0"/>
-        <w:rPr>
-          <w:b/>
-          <w:bCs/>
-        </w:rPr>
-      </w:pPr>
-      <w:r>
-        <w:rPr>
-          <w:b/>
-          <w:bCs/>
-        </w:rPr>
-        <w:t>xml:lang-script</w:t>
-      </w:r>
-      <w:r>
-        <w:rPr>
-          <w:b/>
-          <w:bCs/>
-        </w:rPr>
-        <w:tab/>
-      </w:r>
-      <w:r>
-        <w:rPr>
-          <w:b/>
-          <w:bCs/>
-        </w:rPr>
-        <w:tab/>
-        <w:t>MARC script code</w:t>
-      </w:r>
-      <w:r>
-        <w:rPr>
-          <w:b/>
-          <w:bCs/>
-        </w:rPr>
-        <w:t>(s)</w:t>
-      </w:r>
-      <w:r>
-        <w:rPr>
-          <w:b/>
-          <w:bCs/>
-        </w:rPr>
-        <w:t xml:space="preserve"> for 066 $c</w:t>
-      </w:r>
-    </w:p>
-    <w:p>
-      <w:pPr>
-        <w:spacing w:after="0"/>
-      </w:pPr>
-      <w:r>
-        <w:t xml:space="preserve">fa-arab                </w:t>
-      </w:r>
-      <w:r>
-        <w:tab/>
-      </w:r>
-      <w:r>
-        <w:tab/>
-        <w:t>(3 and (4</w:t>
-      </w:r>
-    </w:p>
-    <w:p>
-      <w:pPr>
-        <w:spacing w:after="0"/>
-      </w:pPr>
-      <w:r>
-        <w:t xml:space="preserve">ps-arab               </w:t>
-      </w:r>
-      <w:r>
-        <w:tab/>
-      </w:r>
-      <w:r>
-        <w:tab/>
-        <w:t>(3 and (4</w:t>
-      </w:r>
-    </w:p>
-    <w:p>
-      <w:pPr>
-        <w:spacing w:after="0"/>
-      </w:pPr>
-      <w:r>
-        <w:t xml:space="preserve">ur-arab               </w:t>
-      </w:r>
-      <w:r>
-        <w:tab/>
-      </w:r>
-      <w:r>
-        <w:tab/>
-        <w:t>(3 and (4</w:t>
-      </w:r>
-    </w:p>
-    <w:p>
-      <w:pPr>
-        <w:spacing w:after="0"/>
-      </w:pPr>
-    </w:p>
-    <w:p>
-      <w:pPr>
-        <w:spacing w:after="0"/>
-      </w:pPr>
-      <w:r>
-        <w:t>*-arab</w:t>
-      </w:r>
-      <w:r>
-        <w:tab/>
-      </w:r>
-      <w:r>
-        <w:tab/>
-      </w:r>
-      <w:r>
-        <w:tab/>
-        <w:t>(3</w:t>
-      </w:r>
-    </w:p>
-    <w:p>
-      <w:pPr>
-        <w:spacing w:after="0"/>
-      </w:pPr>
-      <w:r>
-        <w:lastRenderedPageBreak/>
-        <w:t xml:space="preserve">    (all other languages in Arabic script)</w:t>
-      </w:r>
-    </w:p>
-    <w:p>
-      <w:pPr>
-        <w:spacing w:after="0"/>
-      </w:pPr>
-      <w:r>
-        <w:t>uk-cyrl</w:t>
-      </w:r>
-      <w:r>
-        <w:tab/>
-      </w:r>
-      <w:r>
-        <w:tab/>
-      </w:r>
-      <w:r>
-        <w:tab/>
-        <w:t>(N and (Q</w:t>
-      </w:r>
-    </w:p>
-    <w:p>
-      <w:pPr>
-        <w:spacing w:after="0"/>
-      </w:pPr>
-      <w:r>
-        <w:t>*-cyrl</w:t>
-      </w:r>
-      <w:r>
-        <w:tab/>
-      </w:r>
-      <w:r>
-        <w:tab/>
-      </w:r>
-      <w:r>
-        <w:tab/>
-        <w:t>(N</w:t>
-      </w:r>
-    </w:p>
-    <w:p>
-      <w:pPr>
-        <w:spacing w:after="0"/>
-      </w:pPr>
-      <w:r>
-        <w:t xml:space="preserve">    (all other languages in Cyrillic script)</w:t>
-      </w:r>
-    </w:p>
-    <w:p>
-      <w:pPr>
-        <w:spacing w:after="0"/>
-      </w:pPr>
-    </w:p>
-    <w:p>
-      <w:pPr>
-        <w:spacing w:after="0"/>
-      </w:pPr>
-      <w:r>
-        <w:t>BIBFRAME resources that contain at least one rdfs:label with xml:lang encoding should create an 880 field. Additional information appears in the Work and Instance specifications.</w:t>
-      </w:r>
-    </w:p>
-    <w:p>
-      <w:pPr>
-        <w:spacing w:after="0"/>
-        <w:rPr>
-          <w:color w:val="C00000"/>
-        </w:rPr>
-      </w:pPr>
+      <w:r>
+        <w:t>T</w:t>
+      </w:r>
+      <w:r>
+        <w:t xml:space="preserve">he script component in $6 of the MARC 880 field </w:t>
+      </w:r>
+      <w:r>
+        <w:t xml:space="preserve">will </w:t>
+      </w:r>
+      <w:r>
+        <w:t xml:space="preserve">include </w:t>
+      </w:r>
+      <w:r>
+        <w:t xml:space="preserve">both the MARC8 </w:t>
+      </w:r>
+      <w:r>
+        <w:t>EACC code</w:t>
+      </w:r>
+      <w:r>
+        <w:t>s and also Unicode encoding like “</w:t>
+      </w:r>
+      <w:r>
+        <w:t>245-01/thai</w:t>
+      </w:r>
+      <w:r>
+        <w:t xml:space="preserve">”. </w:t>
+      </w:r>
+      <w:r>
+        <w:t>Script codes will be included in the $6 subfield to ensure backwards compatibility</w:t>
+      </w:r>
+      <w:r>
+        <w:t xml:space="preserve">, but will </w:t>
+      </w:r>
+      <w:r>
+        <w:t xml:space="preserve">be discontinued </w:t>
+      </w:r>
+      <w:r>
+        <w:t>in favor of BCP47 codes in the data provenance field</w:t>
+      </w:r>
+      <w:r>
+        <w:t xml:space="preserve">.  This change will be </w:t>
+      </w:r>
+      <w:r>
+        <w:t xml:space="preserve">part of a future transition. </w:t>
+      </w:r>
     </w:p>
     <w:p>
       <w:pPr>
@@ -824,40 +1364,30 @@
     </w:p>
     <w:p>
       <w:pPr>
-        <w:rPr>
-          <w:b/>
-          <w:bCs/>
-          <w:sz w:val="28"/>
-          <w:szCs w:val="28"/>
-        </w:rPr>
-      </w:pPr>
-      <w:r>
-        <w:rPr>
-          <w:b/>
-          <w:bCs/>
-          <w:sz w:val="28"/>
-          <w:szCs w:val="28"/>
-        </w:rPr>
-        <w:t xml:space="preserve">Process </w:t>
-      </w:r>
-      <w:r>
-        <w:rPr>
-          <w:b/>
-          <w:bCs/>
-          <w:sz w:val="28"/>
-          <w:szCs w:val="28"/>
-        </w:rPr>
-        <w:t xml:space="preserve">2 – URI </w:t>
-      </w:r>
-      <w:r>
-        <w:rPr>
-          <w:b/>
-          <w:bCs/>
-          <w:sz w:val="28"/>
-          <w:szCs w:val="28"/>
-        </w:rPr>
-        <w:t>placement</w:t>
-      </w:r>
+        <w:pStyle w:val="Heading1"/>
+        <w:rPr>
+          <w:rFonts w:asciiTheme="minorHAnsi" w:hAnsiTheme="minorHAnsi" w:cstheme="minorHAnsi"/>
+        </w:rPr>
+      </w:pPr>
+      <w:bookmarkStart w:id="2" w:name="_Toc222755326"/>
+      <w:r>
+        <w:rPr>
+          <w:rFonts w:asciiTheme="minorHAnsi" w:hAnsiTheme="minorHAnsi" w:cstheme="minorHAnsi"/>
+        </w:rPr>
+        <w:t>Process 2 – URI placement</w:t>
+      </w:r>
+      <w:bookmarkEnd w:id="2"/>
+    </w:p>
+    <w:p>
+      <w:pPr>
+        <w:pStyle w:val="ListParagraph"/>
+        <w:spacing w:after="0"/>
+        <w:ind w:left="360"/>
+        <w:rPr>
+          <w:b/>
+          <w:bCs/>
+        </w:rPr>
+      </w:pPr>
     </w:p>
     <w:p>
       <w:pPr>
@@ -873,6 +1403,7 @@
         </w:rPr>
       </w:pPr>
       <w:r>
+        <w:lastRenderedPageBreak/>
         <w:t xml:space="preserve"> </w:t>
       </w:r>
       <w:r>
@@ -1312,7 +1843,7 @@
         </w:rPr>
         <w:t>0</w:t>
       </w:r>
-      <w:hyperlink r:id="rId6" w:history="1">
+      <w:hyperlink r:id="rId7" w:history="1">
         <w:r>
           <w:t>http://id.loc.gov/authorities/subjects/sh2008111365</w:t>
         </w:r>
@@ -1612,7 +2143,6 @@
         <w:spacing w:after="0"/>
       </w:pPr>
       <w:r>
-        <w:lastRenderedPageBreak/>
         <w:t xml:space="preserve"> </w:t>
       </w:r>
       <w:r>
@@ -1935,41 +2465,31 @@
     </w:p>
     <w:p>
       <w:pPr>
-        <w:spacing w:after="0"/>
-        <w:rPr>
-          <w:b/>
-          <w:bCs/>
-          <w:sz w:val="28"/>
-          <w:szCs w:val="28"/>
-        </w:rPr>
-      </w:pPr>
-      <w:r>
-        <w:rPr>
-          <w:b/>
-          <w:bCs/>
-          <w:sz w:val="28"/>
-          <w:szCs w:val="28"/>
+        <w:pStyle w:val="Heading1"/>
+        <w:rPr>
+          <w:rFonts w:asciiTheme="minorHAnsi" w:hAnsiTheme="minorHAnsi" w:cstheme="minorHAnsi"/>
+        </w:rPr>
+      </w:pPr>
+      <w:bookmarkStart w:id="3" w:name="_Toc222755327"/>
+      <w:r>
+        <w:rPr>
+          <w:rFonts w:asciiTheme="minorHAnsi" w:hAnsiTheme="minorHAnsi" w:cstheme="minorHAnsi"/>
         </w:rPr>
         <w:t xml:space="preserve">Process 3 – </w:t>
       </w:r>
       <w:r>
         <w:rPr>
-          <w:b/>
-          <w:bCs/>
-          <w:sz w:val="28"/>
-          <w:szCs w:val="28"/>
+          <w:rFonts w:asciiTheme="minorHAnsi" w:hAnsiTheme="minorHAnsi" w:cstheme="minorHAnsi"/>
         </w:rPr>
         <w:t>bf:</w:t>
       </w:r>
       <w:r>
         <w:rPr>
-          <w:b/>
-          <w:bCs/>
-          <w:sz w:val="28"/>
-          <w:szCs w:val="28"/>
+          <w:rFonts w:asciiTheme="minorHAnsi" w:hAnsiTheme="minorHAnsi" w:cstheme="minorHAnsi"/>
         </w:rPr>
         <w:t>notetype URI to MARC field translator</w:t>
       </w:r>
+      <w:bookmarkEnd w:id="3"/>
     </w:p>
     <w:p>
       <w:pPr>
@@ -2000,7 +2520,7 @@
           <w:bCs/>
         </w:rPr>
       </w:pPr>
-      <w:hyperlink r:id="rId7" w:history="1">
+      <w:hyperlink r:id="rId8" w:history="1">
         <w:r>
           <w:rPr>
             <w:rStyle w:val="Hyperlink"/>
@@ -2132,6 +2652,21 @@
         <w:spacing w:after="0"/>
       </w:pPr>
       <w:r>
+        <w:t>/mnotetype/alternative</w:t>
+      </w:r>
+      <w:r>
+        <w:tab/>
+      </w:r>
+      <w:r>
+        <w:tab/>
+        <w:t>382 $p</w:t>
+      </w:r>
+    </w:p>
+    <w:p>
+      <w:pPr>
+        <w:spacing w:after="0"/>
+      </w:pPr>
+      <w:r>
         <w:t>/mnotetype/award</w:t>
       </w:r>
       <w:r>
@@ -2315,6 +2850,21 @@
         <w:spacing w:after="0"/>
       </w:pPr>
       <w:r>
+        <w:t>/mnotetype/doubling</w:t>
+      </w:r>
+      <w:r>
+        <w:tab/>
+      </w:r>
+      <w:r>
+        <w:tab/>
+        <w:t>382 $d</w:t>
+      </w:r>
+    </w:p>
+    <w:p>
+      <w:pPr>
+        <w:spacing w:after="0"/>
+      </w:pPr>
+      <w:r>
         <w:t>/mnotetype/e</w:t>
       </w:r>
       <w:r>
@@ -2433,174 +2983,174 @@
         <w:spacing w:after="0"/>
       </w:pPr>
       <w:r>
+        <w:t>/mnoteype/lang</w:t>
+      </w:r>
+      <w:r>
+        <w:t>uage</w:t>
+      </w:r>
+      <w:r>
+        <w:tab/>
+      </w:r>
+      <w:r>
+        <w:tab/>
+        <w:t>546 $a</w:t>
+      </w:r>
+    </w:p>
+    <w:p>
+      <w:pPr>
+        <w:spacing w:after="0"/>
+      </w:pPr>
+      <w:r>
+        <w:t>/mnoteype/loc</w:t>
+      </w:r>
+      <w:r>
+        <w:tab/>
+      </w:r>
+      <w:r>
+        <w:tab/>
+      </w:r>
+      <w:r>
+        <w:tab/>
+      </w:r>
+      <w:r>
+        <w:t xml:space="preserve">510 ind1=0/1/2 $b </w:t>
+      </w:r>
+    </w:p>
+    <w:p>
+      <w:pPr>
+        <w:spacing w:after="0"/>
+      </w:pPr>
+      <w:r>
+        <w:t>/mnotetype/m</w:t>
+      </w:r>
+      <w:r>
+        <w:t>etaentry</w:t>
+      </w:r>
+      <w:r>
+        <w:tab/>
+      </w:r>
+      <w:r>
+        <w:tab/>
+      </w:r>
+      <w:r>
+        <w:t>008/34 (serials</w:t>
+      </w:r>
+      <w:r>
+        <w:t xml:space="preserve"> only</w:t>
+      </w:r>
+      <w:r>
+        <w:t>)</w:t>
+      </w:r>
+    </w:p>
+    <w:p>
+      <w:pPr>
+        <w:spacing w:after="0"/>
+      </w:pPr>
+      <w:r>
+        <w:t>/mnotetype/n</w:t>
+      </w:r>
+      <w:r>
+        <w:t>umber</w:t>
+      </w:r>
+      <w:r>
+        <w:tab/>
+      </w:r>
+      <w:r>
+        <w:tab/>
+      </w:r>
+      <w:r>
+        <w:t>362 ind1=1</w:t>
+      </w:r>
+      <w:r>
+        <w:t xml:space="preserve"> $a</w:t>
+      </w:r>
+    </w:p>
+    <w:p>
+      <w:pPr>
+        <w:spacing w:after="0"/>
+      </w:pPr>
+      <w:r>
+        <w:t>/mnotetype/o</w:t>
+      </w:r>
+      <w:r>
+        <w:t>rig</w:t>
+      </w:r>
+      <w:r>
+        <w:tab/>
+      </w:r>
+      <w:r>
+        <w:tab/>
+        <w:t>534 $a</w:t>
+      </w:r>
+    </w:p>
+    <w:p>
+      <w:pPr>
+        <w:spacing w:after="0"/>
+      </w:pPr>
+      <w:r>
+        <w:t>/mnotetype/participants</w:t>
+      </w:r>
+      <w:r>
+        <w:tab/>
+        <w:t>511 ind1=0 $a</w:t>
+      </w:r>
+    </w:p>
+    <w:p>
+      <w:pPr>
+        <w:spacing w:after="0"/>
+      </w:pPr>
+      <w:r>
+        <w:t>/mnotetype/p</w:t>
+      </w:r>
+      <w:r>
+        <w:t>hysical</w:t>
+      </w:r>
+      <w:r>
+        <w:tab/>
+      </w:r>
+      <w:r>
+        <w:tab/>
+        <w:t>300 $b</w:t>
+      </w:r>
+    </w:p>
+    <w:p>
+      <w:pPr>
+        <w:spacing w:after="0"/>
+      </w:pPr>
+      <w:r>
+        <w:t>/mnotetype/refcitation</w:t>
+      </w:r>
+      <w:r>
+        <w:tab/>
+      </w:r>
+      <w:r>
+        <w:tab/>
+        <w:t>510 ind1=3/4 $a</w:t>
+      </w:r>
+    </w:p>
+    <w:p>
+      <w:pPr>
+        <w:spacing w:after="0"/>
+      </w:pPr>
+      <w:r>
+        <w:t>/mnotetype/related</w:t>
+      </w:r>
+      <w:r>
+        <w:tab/>
+      </w:r>
+      <w:r>
+        <w:tab/>
+      </w:r>
+      <w:r>
+        <w:t>581 $a</w:t>
+      </w:r>
+    </w:p>
+    <w:p>
+      <w:pPr>
+        <w:spacing w:after="0"/>
+      </w:pPr>
+      <w:r>
         <w:lastRenderedPageBreak/>
-        <w:t>/mnoteype/lang</w:t>
-      </w:r>
-      <w:r>
-        <w:t>uage</w:t>
-      </w:r>
-      <w:r>
-        <w:tab/>
-      </w:r>
-      <w:r>
-        <w:tab/>
-        <w:t>546 $a</w:t>
-      </w:r>
-    </w:p>
-    <w:p>
-      <w:pPr>
-        <w:spacing w:after="0"/>
-      </w:pPr>
-      <w:r>
-        <w:t>/mnoteype/loc</w:t>
-      </w:r>
-      <w:r>
-        <w:tab/>
-      </w:r>
-      <w:r>
-        <w:tab/>
-      </w:r>
-      <w:r>
-        <w:tab/>
-      </w:r>
-      <w:r>
-        <w:t xml:space="preserve">510 ind1=0/1/2 $b </w:t>
-      </w:r>
-    </w:p>
-    <w:p>
-      <w:pPr>
-        <w:spacing w:after="0"/>
-      </w:pPr>
-      <w:r>
-        <w:t>/mnotetype/m</w:t>
-      </w:r>
-      <w:r>
-        <w:t>etaentry</w:t>
-      </w:r>
-      <w:r>
-        <w:tab/>
-      </w:r>
-      <w:r>
-        <w:tab/>
-      </w:r>
-      <w:r>
-        <w:t>008/34 (serials</w:t>
-      </w:r>
-      <w:r>
-        <w:t xml:space="preserve"> only</w:t>
-      </w:r>
-      <w:r>
-        <w:t>)</w:t>
-      </w:r>
-    </w:p>
-    <w:p>
-      <w:pPr>
-        <w:spacing w:after="0"/>
-      </w:pPr>
-      <w:r>
-        <w:t>/mnotetype/n</w:t>
-      </w:r>
-      <w:r>
-        <w:t>umber</w:t>
-      </w:r>
-      <w:r>
-        <w:tab/>
-      </w:r>
-      <w:r>
-        <w:tab/>
-      </w:r>
-      <w:r>
-        <w:t>362 ind1=1</w:t>
-      </w:r>
-      <w:r>
-        <w:t xml:space="preserve"> $a</w:t>
-      </w:r>
-    </w:p>
-    <w:p>
-      <w:pPr>
-        <w:spacing w:after="0"/>
-      </w:pPr>
-      <w:r>
-        <w:t>/mnotetype/o</w:t>
-      </w:r>
-      <w:r>
-        <w:t>rig</w:t>
-      </w:r>
-      <w:r>
-        <w:tab/>
-      </w:r>
-      <w:r>
-        <w:tab/>
-        <w:t>534 $a</w:t>
-      </w:r>
-    </w:p>
-    <w:p>
-      <w:pPr>
-        <w:spacing w:after="0"/>
-      </w:pPr>
-      <w:r>
-        <w:t>/mnotetype/participants</w:t>
-      </w:r>
-      <w:r>
-        <w:tab/>
-        <w:t>511 ind1=0 $a</w:t>
-      </w:r>
-    </w:p>
-    <w:p>
-      <w:pPr>
-        <w:spacing w:after="0"/>
-      </w:pPr>
-      <w:r>
-        <w:t>/mnotetype/p</w:t>
-      </w:r>
-      <w:r>
-        <w:t>hysical</w:t>
-      </w:r>
-      <w:r>
-        <w:tab/>
-      </w:r>
-      <w:r>
-        <w:tab/>
-        <w:t>300 $b</w:t>
-      </w:r>
-    </w:p>
-    <w:p>
-      <w:pPr>
-        <w:spacing w:after="0"/>
-      </w:pPr>
-      <w:r>
-        <w:t>/mnotetype/refcitation</w:t>
-      </w:r>
-      <w:r>
-        <w:tab/>
-      </w:r>
-      <w:r>
-        <w:tab/>
-        <w:t>510 ind1=3/4 $a</w:t>
-      </w:r>
-    </w:p>
-    <w:p>
-      <w:pPr>
-        <w:spacing w:after="0"/>
-      </w:pPr>
-      <w:r>
-        <w:t>/mnotetype/related</w:t>
-      </w:r>
-      <w:r>
-        <w:tab/>
-      </w:r>
-      <w:r>
-        <w:tab/>
-      </w:r>
-      <w:r>
-        <w:t>581 $a</w:t>
-      </w:r>
-    </w:p>
-    <w:p>
-      <w:pPr>
-        <w:spacing w:after="0"/>
-      </w:pPr>
-      <w:r>
         <w:t>/mnotetype/rel</w:t>
       </w:r>
       <w:r>
@@ -2698,33 +3248,21 @@
     </w:p>
     <w:p>
       <w:pPr>
-        <w:spacing w:after="0"/>
-        <w:rPr>
-          <w:b/>
-          <w:bCs/>
-          <w:sz w:val="28"/>
-          <w:szCs w:val="28"/>
-        </w:rPr>
-      </w:pPr>
-      <w:r>
-        <w:rPr>
-          <w:b/>
-          <w:bCs/>
-          <w:sz w:val="28"/>
-          <w:szCs w:val="28"/>
-        </w:rPr>
-        <w:t xml:space="preserve">Process </w:t>
-      </w:r>
-      <w:r>
-        <w:rPr>
-          <w:b/>
-          <w:bCs/>
-          <w:sz w:val="28"/>
-          <w:szCs w:val="28"/>
-        </w:rPr>
-        <w:t>4 – Reconstructing a single MARC record from a Work with multiple Instances</w:t>
-      </w:r>
-    </w:p>
+        <w:pStyle w:val="Heading1"/>
+        <w:rPr>
+          <w:rFonts w:asciiTheme="minorHAnsi" w:hAnsiTheme="minorHAnsi" w:cstheme="minorHAnsi"/>
+        </w:rPr>
+      </w:pPr>
+      <w:bookmarkStart w:id="4" w:name="_Toc222755328"/>
+      <w:r>
+        <w:rPr>
+          <w:rFonts w:asciiTheme="minorHAnsi" w:hAnsiTheme="minorHAnsi" w:cstheme="minorHAnsi"/>
+        </w:rPr>
+        <w:t>Process 4 – Reconstructing a single MARC record from a Work with multiple Instances</w:t>
+      </w:r>
+      <w:bookmarkEnd w:id="4"/>
+    </w:p>
+    <w:p/>
     <w:p>
       <w:r>
         <w:t xml:space="preserve">When a single BIBFRAME description contains multiple bf:instanceOf links, the multiple Instances need to be combined with the Work to create a single MARC record. This usually occurs when the original MARC record described several resources that were split into separate Instances during the MARC-to-BIBFRAME conversion. See </w:t>
@@ -2821,7 +3359,7 @@
       <w:r>
         <w:t xml:space="preserve"> During the MARC-to-BIBFRAME conversion, the additional Instances are given an rdf:type of </w:t>
       </w:r>
-      <w:hyperlink r:id="rId8" w:history="1">
+      <w:hyperlink r:id="rId9" w:history="1">
         <w:r>
           <w:rPr>
             <w:rStyle w:val="Hyperlink"/>
@@ -2834,6 +3372,9 @@
       </w:r>
     </w:p>
     <w:p>
+      <w:pPr>
+        <w:spacing w:after="0"/>
+      </w:pPr>
       <w:r>
         <w:tab/>
         <w:t>bf:extent (300 $a)</w:t>
@@ -2841,6 +3382,7 @@
     </w:p>
     <w:p>
       <w:pPr>
+        <w:spacing w:after="0"/>
         <w:ind w:firstLine="720"/>
       </w:pPr>
       <w:r>
@@ -2848,189 +3390,237 @@
       </w:r>
     </w:p>
     <w:p>
+      <w:pPr>
+        <w:spacing w:after="0"/>
+      </w:pPr>
       <w:r>
         <w:tab/>
         <w:t>bf:dimensions (300 $c)</w:t>
       </w:r>
     </w:p>
     <w:p>
+      <w:pPr>
+        <w:spacing w:after="0"/>
+      </w:pPr>
+      <w:r>
+        <w:tab/>
+        <w:t>bf:media (337)</w:t>
+      </w:r>
+    </w:p>
+    <w:p>
+      <w:pPr>
+        <w:spacing w:after="0"/>
+      </w:pPr>
+      <w:r>
+        <w:tab/>
+        <w:t>bf:carrier (338)</w:t>
+      </w:r>
+    </w:p>
+    <w:p>
+      <w:pPr>
+        <w:spacing w:after="0"/>
+      </w:pPr>
+      <w:r>
+        <w:tab/>
+        <w:t>bf:baseMaterial (340 $a)</w:t>
+      </w:r>
+    </w:p>
+    <w:p>
+      <w:pPr>
+        <w:spacing w:after="0"/>
+      </w:pPr>
+      <w:r>
+        <w:tab/>
+        <w:t>bf:emulsion (340 $c)</w:t>
+      </w:r>
+    </w:p>
+    <w:p>
+      <w:pPr>
+        <w:spacing w:after="0"/>
+      </w:pPr>
+      <w:r>
+        <w:tab/>
+        <w:t>bf:productionMethod (340 $d)</w:t>
+      </w:r>
+    </w:p>
+    <w:p>
+      <w:pPr>
+        <w:spacing w:after="0"/>
+      </w:pPr>
+      <w:r>
+        <w:tab/>
+        <w:t>bf:mount (340 $e)</w:t>
+      </w:r>
+    </w:p>
+    <w:p>
+      <w:pPr>
+        <w:spacing w:after="0"/>
+        <w:ind w:firstLine="720"/>
+      </w:pPr>
+      <w:r>
+        <w:t>bf:reductionRatio (value) (340 $f)</w:t>
+      </w:r>
+    </w:p>
+    <w:p>
+      <w:pPr>
+        <w:spacing w:after="0"/>
+      </w:pPr>
       <w:r>
         <w:lastRenderedPageBreak/>
         <w:tab/>
-        <w:t>bf:media (337)</w:t>
-      </w:r>
-    </w:p>
-    <w:p>
-      <w:r>
-        <w:tab/>
-        <w:t>bf:carrier (338)</w:t>
-      </w:r>
-    </w:p>
-    <w:p>
-      <w:r>
-        <w:tab/>
-        <w:t>bf:baseMaterial (340 $a)</w:t>
-      </w:r>
-    </w:p>
-    <w:p>
-      <w:r>
-        <w:tab/>
-        <w:t>bf:emulsion (340 $c)</w:t>
-      </w:r>
-    </w:p>
-    <w:p>
-      <w:r>
-        <w:tab/>
-        <w:t>bf:productionMethod (340 $d)</w:t>
-      </w:r>
-    </w:p>
-    <w:p>
-      <w:r>
-        <w:tab/>
-        <w:t>bf:mount (340 $e)</w:t>
-      </w:r>
-    </w:p>
-    <w:p>
-      <w:pPr>
+        <w:t>bf:colorContent (340 $g)</w:t>
+      </w:r>
+    </w:p>
+    <w:p>
+      <w:pPr>
+        <w:spacing w:after="0"/>
         <w:ind w:firstLine="720"/>
       </w:pPr>
       <w:r>
-        <w:t>bf:reductionRatio (value) (340 $f)</w:t>
-      </w:r>
-    </w:p>
-    <w:p>
-      <w:r>
-        <w:tab/>
-        <w:t>bf:colorContent (340 $g)</w:t>
-      </w:r>
-    </w:p>
-    <w:p>
-      <w:pPr>
+        <w:t>bf:generation (340 $j)</w:t>
+      </w:r>
+    </w:p>
+    <w:p>
+      <w:pPr>
+        <w:spacing w:after="0"/>
         <w:ind w:firstLine="720"/>
       </w:pPr>
       <w:r>
-        <w:t>bf:generation (340 $j)</w:t>
-      </w:r>
-    </w:p>
-    <w:p>
-      <w:pPr>
+        <w:t>bf:polarity (340 $o)</w:t>
+      </w:r>
+    </w:p>
+    <w:p>
+      <w:pPr>
+        <w:spacing w:after="0"/>
         <w:ind w:firstLine="720"/>
       </w:pPr>
       <w:r>
-        <w:t>bf:polarity (340 $o)</w:t>
-      </w:r>
-    </w:p>
-    <w:p>
-      <w:pPr>
+        <w:t>bf:reductionRatio (designator) (340 $q)</w:t>
+      </w:r>
+    </w:p>
+    <w:p>
+      <w:pPr>
+        <w:spacing w:after="0"/>
         <w:ind w:firstLine="720"/>
       </w:pPr>
       <w:r>
-        <w:t>bf:reductionRatio (designator) (340 $q)</w:t>
-      </w:r>
-    </w:p>
-    <w:p>
-      <w:pPr>
+        <w:t>bf:soundCharacteristic/RecordingMedium (344 $b)</w:t>
+      </w:r>
+    </w:p>
+    <w:p>
+      <w:pPr>
+        <w:spacing w:after="0"/>
         <w:ind w:firstLine="720"/>
       </w:pPr>
       <w:r>
-        <w:t>bf:soundCharacteristic/RecordingMedium (344 $b)</w:t>
-      </w:r>
-    </w:p>
-    <w:p>
-      <w:pPr>
+        <w:t>bf:soundCharacteristic/PlayingSpeed (344 $c)</w:t>
+      </w:r>
+    </w:p>
+    <w:p>
+      <w:pPr>
+        <w:spacing w:after="0"/>
         <w:ind w:firstLine="720"/>
       </w:pPr>
       <w:r>
-        <w:t>bf:soundCharacteristic/PlayingSpeed (344 $c)</w:t>
-      </w:r>
-    </w:p>
-    <w:p>
-      <w:pPr>
+        <w:t>bf:soundCharacteristic/GrooveCharacteristic (344 $d)</w:t>
+      </w:r>
+    </w:p>
+    <w:p>
+      <w:pPr>
+        <w:spacing w:after="0"/>
         <w:ind w:firstLine="720"/>
       </w:pPr>
       <w:r>
-        <w:t>bf:soundCharacteristic/GrooveCharacteristic (344 $d)</w:t>
-      </w:r>
-    </w:p>
-    <w:p>
-      <w:pPr>
+        <w:t>bf:soundCharacteristic/TapeConfig (344 $f)</w:t>
+      </w:r>
+    </w:p>
+    <w:p>
+      <w:pPr>
+        <w:spacing w:after="0"/>
         <w:ind w:firstLine="720"/>
       </w:pPr>
       <w:r>
-        <w:t>bf:soundCharacteristic/TapeConfig (344 $f)</w:t>
-      </w:r>
-    </w:p>
-    <w:p>
-      <w:pPr>
+        <w:t>bf:soundCharacteristic/PlaybackChannels (344 $g)</w:t>
+      </w:r>
+    </w:p>
+    <w:p>
+      <w:pPr>
+        <w:spacing w:after="0"/>
         <w:ind w:firstLine="720"/>
       </w:pPr>
       <w:r>
-        <w:t>bf:soundCharacteristic/PlaybackChannels (344 $g)</w:t>
-      </w:r>
-    </w:p>
-    <w:p>
-      <w:pPr>
+        <w:t>bf:soundCharacteristic/PlaybackCharacteristic (344 $h)</w:t>
+      </w:r>
+    </w:p>
+    <w:p>
+      <w:pPr>
+        <w:spacing w:after="0"/>
         <w:ind w:firstLine="720"/>
       </w:pPr>
       <w:r>
-        <w:t>bf:soundCharacteristic/PlaybackCharacteristic (344 $h)</w:t>
-      </w:r>
-    </w:p>
-    <w:p>
-      <w:pPr>
+        <w:t>bf:soundContent (344 $i)</w:t>
+      </w:r>
+    </w:p>
+    <w:p>
+      <w:pPr>
+        <w:spacing w:after="0"/>
         <w:ind w:firstLine="720"/>
       </w:pPr>
       <w:r>
-        <w:t>bf:soundContent (344 $i)</w:t>
-      </w:r>
-    </w:p>
-    <w:p>
-      <w:pPr>
+        <w:t>bf:soundCharacteristic/bflc:CaptureStorage (344 $j)</w:t>
+      </w:r>
+    </w:p>
+    <w:p>
+      <w:pPr>
+        <w:spacing w:after="0"/>
         <w:ind w:firstLine="720"/>
       </w:pPr>
       <w:r>
-        <w:t>bf:soundCharacteristic/bflc:CaptureStorage (344 $j)</w:t>
-      </w:r>
-    </w:p>
-    <w:p>
-      <w:pPr>
+        <w:t>bf:projectionCharacteristic/PresentationFormat (345 $a)</w:t>
+      </w:r>
+    </w:p>
+    <w:p>
+      <w:pPr>
+        <w:spacing w:after="0"/>
         <w:ind w:firstLine="720"/>
       </w:pPr>
       <w:r>
-        <w:t>bf:projectionCharacteristic/PresentationFormat (345 $a)</w:t>
-      </w:r>
-    </w:p>
-    <w:p>
-      <w:pPr>
+        <w:t>bf:aspectRatio (345)</w:t>
+      </w:r>
+    </w:p>
+    <w:p>
+      <w:pPr>
+        <w:spacing w:after="0"/>
         <w:ind w:firstLine="720"/>
       </w:pPr>
       <w:r>
-        <w:t>bf:aspectRatio (345)</w:t>
-      </w:r>
-    </w:p>
-    <w:p>
-      <w:pPr>
+        <w:t>bf:videoCharacteristic/VideoFormat (346 $a)</w:t>
+      </w:r>
+    </w:p>
+    <w:p>
+      <w:pPr>
+        <w:spacing w:after="0"/>
         <w:ind w:firstLine="720"/>
       </w:pPr>
       <w:r>
-        <w:t>bf:videoCharacteristic/VideoFormat (346 $a)</w:t>
-      </w:r>
-    </w:p>
-    <w:p>
-      <w:pPr>
-        <w:ind w:firstLine="720"/>
-      </w:pPr>
-      <w:r>
         <w:t>bf:digitalCharacteristic/EncodingFormat (347 $b)</w:t>
       </w:r>
     </w:p>
     <w:p>
+      <w:pPr>
+        <w:spacing w:after="0"/>
+      </w:pPr>
       <w:r>
         <w:tab/>
         <w:t>bf:electronicLocation (856)</w:t>
       </w:r>
     </w:p>
     <w:p>
+      <w:pPr>
+        <w:spacing w:after="0"/>
+      </w:pPr>
+    </w:p>
+    <w:p>
       <w:r>
         <w:rPr>
           <w:b/>
@@ -3043,31 +3633,50 @@
       </w:r>
     </w:p>
     <w:p>
-      <w:r>
-        <w:lastRenderedPageBreak/>
+      <w:pPr>
+        <w:spacing w:after="0"/>
+      </w:pPr>
+      <w:r>
         <w:tab/>
         <w:t>bf:provisionActivity</w:t>
       </w:r>
     </w:p>
     <w:p>
+      <w:pPr>
+        <w:spacing w:after="0"/>
+      </w:pPr>
       <w:r>
         <w:tab/>
         <w:t>bf:issuance</w:t>
       </w:r>
     </w:p>
     <w:p>
+      <w:pPr>
+        <w:spacing w:after="0"/>
+      </w:pPr>
       <w:r>
         <w:tab/>
         <w:t>bflc:[publication|distribution|manufacture]Statement</w:t>
       </w:r>
     </w:p>
     <w:p>
+      <w:pPr>
+        <w:spacing w:after="0"/>
+      </w:pPr>
       <w:r>
         <w:tab/>
         <w:t>bf:carrier</w:t>
       </w:r>
     </w:p>
     <w:p>
+      <w:pPr>
+        <w:tabs>
+          <w:tab w:val="left" w:pos="720"/>
+          <w:tab w:val="left" w:pos="1440"/>
+          <w:tab w:val="left" w:pos="2660"/>
+        </w:tabs>
+        <w:spacing w:after="0"/>
+      </w:pPr>
       <w:r>
         <w:tab/>
         <w:t>bf:title</w:t>
@@ -3075,6 +3684,11 @@
     </w:p>
     <w:p>
       <w:pPr>
+        <w:tabs>
+          <w:tab w:val="left" w:pos="720"/>
+          <w:tab w:val="left" w:pos="1440"/>
+          <w:tab w:val="left" w:pos="2660"/>
+        </w:tabs>
         <w:spacing w:after="0"/>
       </w:pPr>
     </w:p>
@@ -4534,6 +5148,27 @@
       <w:noProof/>
     </w:rPr>
   </w:style>
+  <w:style w:type="paragraph" w:styleId="Heading1">
+    <w:name w:val="heading 1"/>
+    <w:basedOn w:val="Normal"/>
+    <w:next w:val="Normal"/>
+    <w:link w:val="Heading1Char"/>
+    <w:uiPriority w:val="9"/>
+    <w:qFormat/>
+    <w:rsid w:val="006C6157"/>
+    <w:pPr>
+      <w:keepNext/>
+      <w:keepLines/>
+      <w:spacing w:before="240" w:after="0"/>
+      <w:outlineLvl w:val="0"/>
+    </w:pPr>
+    <w:rPr>
+      <w:rFonts w:asciiTheme="majorHAnsi" w:eastAsiaTheme="majorEastAsia" w:hAnsiTheme="majorHAnsi" w:cstheme="majorBidi"/>
+      <w:color w:val="365F91" w:themeColor="accent1" w:themeShade="BF"/>
+      <w:sz w:val="32"/>
+      <w:szCs w:val="32"/>
+    </w:rPr>
+  </w:style>
   <w:style w:type="character" w:default="1" w:styleId="DefaultParagraphFont">
     <w:name w:val="Default Paragraph Font"/>
     <w:uiPriority w:val="1"/>
@@ -4582,6 +5217,49 @@
       <w:color w:val="0000FF" w:themeColor="hyperlink"/>
       <w:u w:val="single"/>
     </w:rPr>
+  </w:style>
+  <w:style w:type="character" w:customStyle="1" w:styleId="Heading1Char">
+    <w:name w:val="Heading 1 Char"/>
+    <w:basedOn w:val="DefaultParagraphFont"/>
+    <w:link w:val="Heading1"/>
+    <w:uiPriority w:val="9"/>
+    <w:rsid w:val="006C6157"/>
+    <w:rPr>
+      <w:rFonts w:asciiTheme="majorHAnsi" w:eastAsiaTheme="majorEastAsia" w:hAnsiTheme="majorHAnsi" w:cstheme="majorBidi"/>
+      <w:noProof/>
+      <w:color w:val="365F91" w:themeColor="accent1" w:themeShade="BF"/>
+      <w:sz w:val="32"/>
+      <w:szCs w:val="32"/>
+    </w:rPr>
+  </w:style>
+  <w:style w:type="paragraph" w:styleId="TOCHeading">
+    <w:name w:val="TOC Heading"/>
+    <w:basedOn w:val="Heading1"/>
+    <w:next w:val="Normal"/>
+    <w:uiPriority w:val="39"/>
+    <w:unhideWhenUsed/>
+    <w:qFormat/>
+    <w:rsid w:val="006C6157"/>
+    <w:pPr>
+      <w:spacing w:line="259" w:lineRule="auto"/>
+      <w:outlineLvl w:val="9"/>
+    </w:pPr>
+    <w:rPr>
+      <w:noProof w:val="0"/>
+      <w:lang w:eastAsia="en-US"/>
+    </w:rPr>
+  </w:style>
+  <w:style w:type="paragraph" w:styleId="TOC1">
+    <w:name w:val="toc 1"/>
+    <w:basedOn w:val="Normal"/>
+    <w:next w:val="Normal"/>
+    <w:autoRedefine/>
+    <w:uiPriority w:val="39"/>
+    <w:unhideWhenUsed/>
+    <w:rsid w:val="006C6157"/>
+    <w:pPr>
+      <w:spacing w:after="100"/>
+    </w:pPr>
   </w:style>
 </w:styles>
 </file>
@@ -4869,4 +5547,16 @@
   <a:objectDefaults/>
   <a:extraClrSchemeLst/>
 </a:theme>
+</file>
+
+<file path=customXml/item1.xml><?xml version="1.0" encoding="utf-8"?>
+<b:Sources xmlns:b="http://schemas.openxmlformats.org/officeDocument/2006/bibliography" xmlns="http://schemas.openxmlformats.org/officeDocument/2006/bibliography" SelectedStyle="\APASixthEditionOfficeOnline.xsl" StyleName="APA" Version="6"/>
+</file>
+
+<file path=customXml/itemProps1.xml><?xml version="1.0" encoding="utf-8"?>
+<ds:datastoreItem xmlns:ds="http://schemas.openxmlformats.org/officeDocument/2006/customXml" ds:itemID="{22F890F5-19AA-428D-AE98-6374C86207A2}">
+  <ds:schemaRefs>
+    <ds:schemaRef ds:uri="http://schemas.openxmlformats.org/officeDocument/2006/bibliography"/>
+  </ds:schemaRefs>
+</ds:datastoreItem>
 </file>